--- a/lessions/0008_4.docx
+++ b/lessions/0008_4.docx
@@ -67,7 +67,13 @@
     </w:p>
     <w:p>
       <w:r>
-        <w:t>Where is the teacher’s desh? -&gt; Bàn của giáo viên đâu.</w:t>
+        <w:t>Where is the teacher’s des</w:t>
+      </w:r>
+      <w:r>
+        <w:t>k</w:t>
+      </w:r>
+      <w:r>
+        <w:t>? -&gt; Bàn của giáo viên đâu.</w:t>
       </w:r>
     </w:p>
     <w:p>
@@ -147,7 +153,13 @@
     </w:p>
     <w:p>
       <w:r>
-        <w:t xml:space="preserve">John’s và Lisa’s bags are here -&gt; Túi của john và Lisa ở </w:t>
+        <w:t xml:space="preserve">John’s </w:t>
+      </w:r>
+      <w:r>
+        <w:t>and</w:t>
+      </w:r>
+      <w:r>
+        <w:t xml:space="preserve"> Lisa’s bags are here -&gt; Túi của john và Lisa ở </w:t>
       </w:r>
       <w:r>
         <w:t>đây</w:t>
